--- a/A07/A07 - Blokcheyn sinov tarmoqlarida tranzaksiyalarni bajarish va kuzatish.docx
+++ b/A07/A07 - Blokcheyn sinov tarmoqlarida tranzaksiyalarni bajarish va kuzatish.docx
@@ -434,7 +434,7 @@
           <w:sz w:val="26"/>
           <w:szCs w:val="26"/>
         </w:rPr>
-        <w:t>A6 mavzusiga oid kodlar to‘plami — to'rtta skript</w:t>
+        <w:t>A7 mavzusiga oid kodlar to‘plami — to'rtta skript</w:t>
       </w:r>
     </w:p>
     <w:p>
@@ -3895,7 +3895,7 @@
           <w:sz w:val="26"/>
           <w:szCs w:val="26"/>
         </w:rPr>
-        <w:t>7.2 ning 4-bandi (chainId) A17 dagi L1/L2 qiyosiga ko'prik bo'ladi.</w:t>
+        <w:t>7.2 ning 4-bandi (chainId) A15 dagi L1/L2 qiyosiga ko'prik bo'ladi.</w:t>
       </w:r>
     </w:p>
     <w:sectPr>

--- a/A07/A07 - Blokcheyn sinov tarmoqlarida tranzaksiyalarni bajarish va kuzatish.docx
+++ b/A07/A07 - Blokcheyn sinov tarmoqlarida tranzaksiyalarni bajarish va kuzatish.docx
@@ -2557,6 +2557,20 @@
         <w:t xml:space="preserve">Baholash mezonlari</w:t>
       </w:r>
     </w:p>
+    <w:p>
+      <w:pPr>
+        <w:spacing w:after="120" w:before="0" w:line="300"/>
+        <w:jc w:val="both"/>
+      </w:pPr>
+      <w:r>
+        <w:rPr>
+          <w:rFonts w:ascii="Times New Roman" w:cs="Times New Roman" w:eastAsia="Times New Roman" w:hAnsi="Times New Roman"/>
+          <w:sz w:val="26"/>
+          <w:szCs w:val="26"/>
+        </w:rPr>
+        <w:t>Fan dasturiga muvofiq har bir amaliy ish 0–2 ball bilan baholanadi; A1–A23 ishlaridan eng yuqori 10 ta natija joriy bahoga (JB, 20 ball) kiradi.</w:t>
+      </w:r>
+    </w:p>
     <w:tbl>
       <w:tblPr>
         <w:tblW w:type="dxa" w:w="9638"/>
@@ -2710,7 +2724,7 @@
                 <w:sz w:val="24"/>
                 <w:szCs w:val="24"/>
               </w:rPr>
-              <w:t xml:space="preserve">5</w:t>
+              <w:t>2</w:t>
             </w:r>
           </w:p>
         </w:tc>
@@ -2742,7 +2756,7 @@
                 <w:sz w:val="24"/>
                 <w:szCs w:val="24"/>
               </w:rPr>
-              <w:t xml:space="preserve">A'lo</w:t>
+              <w:t>A'lo</w:t>
             </w:r>
           </w:p>
         </w:tc>
@@ -2811,7 +2825,7 @@
                 <w:sz w:val="24"/>
                 <w:szCs w:val="24"/>
               </w:rPr>
-              <w:t xml:space="preserve">4</w:t>
+              <w:t>1</w:t>
             </w:r>
           </w:p>
         </w:tc>
@@ -2843,7 +2857,7 @@
                 <w:sz w:val="24"/>
                 <w:szCs w:val="24"/>
               </w:rPr>
-              <w:t xml:space="preserve">Yaxshi</w:t>
+              <w:t>Qoniqarli</w:t>
             </w:r>
           </w:p>
         </w:tc>
@@ -2875,7 +2889,7 @@
                 <w:sz w:val="24"/>
                 <w:szCs w:val="24"/>
               </w:rPr>
-              <w:t>Ikki tarmoqda balans bor, kamida ikkita o'tkazma va 7.4–7.5 bajarilgan</w:t>
+              <w:t>Ikki tarmoqda balans bor, kamida ikkita o'tkazma va 7.4–7.5 bajarilgan; yoki kamida: testnet ETH olingan va bitta o'tkazma bajarilgan, tahlil yuzaki</w:t>
             </w:r>
           </w:p>
         </w:tc>
@@ -2912,108 +2926,7 @@
                 <w:sz w:val="24"/>
                 <w:szCs w:val="24"/>
               </w:rPr>
-              <w:t xml:space="preserve">3</w:t>
-            </w:r>
-          </w:p>
-        </w:tc>
-        <w:tc>
-          <w:tcPr>
-            <w:tcW w:type="dxa" w:w="1800"/>
-            <w:tcBorders>
-              <w:top w:val="single" w:color="C9C4E3" w:sz="4"/>
-              <w:left w:val="single" w:color="C9C4E3" w:sz="4"/>
-              <w:bottom w:val="single" w:color="C9C4E3" w:sz="4"/>
-              <w:right w:val="single" w:color="C9C4E3" w:sz="4"/>
-            </w:tcBorders>
-            <w:tcMar>
-              <w:top w:type="dxa" w:w="80"/>
-              <w:left w:type="dxa" w:w="120"/>
-              <w:bottom w:type="dxa" w:w="80"/>
-              <w:right w:type="dxa" w:w="120"/>
-            </w:tcMar>
-          </w:tcPr>
-          <w:p>
-            <w:pPr>
-              <w:spacing w:after="40"/>
-            </w:pPr>
-            <w:r>
-              <w:rPr>
-                <w:rFonts w:ascii="Times New Roman" w:cs="Times New Roman" w:eastAsia="Times New Roman" w:hAnsi="Times New Roman"/>
-                <w:b w:val="false"/>
-                <w:bCs w:val="false"/>
-                <w:sz w:val="24"/>
-                <w:szCs w:val="24"/>
-              </w:rPr>
-              <w:t xml:space="preserve">Qoniqarli</w:t>
-            </w:r>
-          </w:p>
-        </w:tc>
-        <w:tc>
-          <w:tcPr>
-            <w:tcW w:type="dxa" w:w="6938"/>
-            <w:tcBorders>
-              <w:top w:val="single" w:color="C9C4E3" w:sz="4"/>
-              <w:left w:val="single" w:color="C9C4E3" w:sz="4"/>
-              <w:bottom w:val="single" w:color="C9C4E3" w:sz="4"/>
-              <w:right w:val="single" w:color="C9C4E3" w:sz="4"/>
-            </w:tcBorders>
-            <w:tcMar>
-              <w:top w:type="dxa" w:w="80"/>
-              <w:left w:type="dxa" w:w="120"/>
-              <w:bottom w:type="dxa" w:w="80"/>
-              <w:right w:type="dxa" w:w="120"/>
-            </w:tcMar>
-          </w:tcPr>
-          <w:p>
-            <w:pPr>
-              <w:spacing w:after="40"/>
-            </w:pPr>
-            <w:r>
-              <w:rPr>
-                <w:rFonts w:ascii="Times New Roman" w:cs="Times New Roman" w:eastAsia="Times New Roman" w:hAnsi="Times New Roman"/>
-                <w:b w:val="false"/>
-                <w:bCs w:val="false"/>
-                <w:sz w:val="24"/>
-                <w:szCs w:val="24"/>
-              </w:rPr>
-              <w:t xml:space="preserve">Testnet ETH olingan va bitta o'tkazma bajarilgan, tahlil yuzaki</w:t>
-            </w:r>
-          </w:p>
-        </w:tc>
-      </w:tr>
-      <w:tr>
-        <w:trPr>
-          <w:tblHeader w:val="false"/>
-        </w:trPr>
-        <w:tc>
-          <w:tcPr>
-            <w:tcW w:type="dxa" w:w="900"/>
-            <w:tcBorders>
-              <w:top w:val="single" w:color="C9C4E3" w:sz="4"/>
-              <w:left w:val="single" w:color="C9C4E3" w:sz="4"/>
-              <w:bottom w:val="single" w:color="C9C4E3" w:sz="4"/>
-              <w:right w:val="single" w:color="C9C4E3" w:sz="4"/>
-            </w:tcBorders>
-            <w:tcMar>
-              <w:top w:type="dxa" w:w="80"/>
-              <w:left w:type="dxa" w:w="120"/>
-              <w:bottom w:type="dxa" w:w="80"/>
-              <w:right w:type="dxa" w:w="120"/>
-            </w:tcMar>
-          </w:tcPr>
-          <w:p>
-            <w:pPr>
-              <w:spacing w:after="40"/>
-            </w:pPr>
-            <w:r>
-              <w:rPr>
-                <w:rFonts w:ascii="Times New Roman" w:cs="Times New Roman" w:eastAsia="Times New Roman" w:hAnsi="Times New Roman"/>
-                <w:b w:val="false"/>
-                <w:bCs w:val="false"/>
-                <w:sz w:val="24"/>
-                <w:szCs w:val="24"/>
-              </w:rPr>
-              <w:t xml:space="preserve">2</w:t>
+              <w:t>0</w:t>
             </w:r>
           </w:p>
         </w:tc>
